--- a/sv/catalogue.docx
+++ b/sv/catalogue.docx
@@ -5,7 +5,7 @@
     <w:p>
       <w:pPr>
         <w:pStyle w:val="note"/>
-        <w:divId w:val="45496956"/>
+        <w:divId w:val="2102872718"/>
         <w:rPr>
           <w:rFonts w:ascii="Segoe UI" w:hAnsi="Segoe UI" w:cs="Segoe UI"/>
           <w:lang w:val="sv-SE"/>
@@ -25,7 +25,7 @@
     <w:p>
       <w:pPr>
         <w:pStyle w:val="note"/>
-        <w:divId w:val="45496956"/>
+        <w:divId w:val="2102872718"/>
         <w:rPr>
           <w:rFonts w:ascii="Segoe UI" w:hAnsi="Segoe UI" w:cs="Segoe UI"/>
           <w:lang w:val="sv-SE"/>
@@ -45,7 +45,7 @@
     <w:p>
       <w:pPr>
         <w:pStyle w:val="1"/>
-        <w:divId w:val="45496956"/>
+        <w:divId w:val="2102872718"/>
         <w:rPr>
           <w:rFonts w:ascii="Segoe UI" w:eastAsia="Times New Roman" w:hAnsi="Segoe UI" w:cs="Segoe UI"/>
           <w:lang w:val="sv-SE"/>
@@ -62,7 +62,7 @@
     <w:p>
       <w:pPr>
         <w:pStyle w:val="2"/>
-        <w:divId w:val="45496956"/>
+        <w:divId w:val="2102872718"/>
         <w:rPr>
           <w:rFonts w:ascii="Segoe UI" w:eastAsia="Times New Roman" w:hAnsi="Segoe UI" w:cs="Segoe UI"/>
           <w:lang w:val="sv-SE"/>
@@ -79,7 +79,7 @@
     <w:p>
       <w:pPr>
         <w:pStyle w:val="note"/>
-        <w:divId w:val="45496956"/>
+        <w:divId w:val="2102872718"/>
         <w:rPr>
           <w:rFonts w:ascii="Segoe UI" w:hAnsi="Segoe UI" w:cs="Segoe UI"/>
           <w:lang w:val="sv-SE"/>
@@ -109,7 +109,7 @@
     <w:p>
       <w:pPr>
         <w:pStyle w:val="a7"/>
-        <w:divId w:val="45496956"/>
+        <w:divId w:val="2102872718"/>
         <w:rPr>
           <w:rFonts w:ascii="Segoe UI" w:hAnsi="Segoe UI" w:cs="Segoe UI"/>
           <w:color w:val="1C1C1C"/>
@@ -128,77 +128,77 @@
     <w:p>
       <w:pPr>
         <w:pStyle w:val="a7"/>
-        <w:divId w:val="45496956"/>
-        <w:rPr>
-          <w:rFonts w:ascii="Segoe UI" w:hAnsi="Segoe UI" w:cs="Segoe UI"/>
-          <w:color w:val="1C1C1C"/>
-          <w:lang w:val="sv-SE"/>
-        </w:rPr>
-      </w:pPr>
-      <w:r>
-        <w:rPr>
-          <w:rFonts w:ascii="Segoe UI" w:hAnsi="Segoe UI" w:cs="Segoe UI"/>
-          <w:color w:val="1C1C1C"/>
-          <w:lang w:val="sv-SE"/>
-        </w:rPr>
-        <w:t>En enda robot växer tillsammans med barnet från 4 till 10 år. De yngsta lär sig logik och tar sig genom labyrinter, de äldre går vidare till vinklar, geometri och teckning.</w:t>
+        <w:divId w:val="2102872718"/>
+        <w:rPr>
+          <w:rFonts w:ascii="Segoe UI" w:hAnsi="Segoe UI" w:cs="Segoe UI"/>
+          <w:color w:val="1C1C1C"/>
+          <w:lang w:val="sv-SE"/>
+        </w:rPr>
+      </w:pPr>
+      <w:r>
+        <w:rPr>
+          <w:rFonts w:ascii="Segoe UI" w:hAnsi="Segoe UI" w:cs="Segoe UI"/>
+          <w:color w:val="1C1C1C"/>
+          <w:lang w:val="sv-SE"/>
+        </w:rPr>
+        <w:t>En enda robot växer tillsammans med barnet från 4 till 10 år och vidare. De yngsta lär sig logik och tar sig genom labyrinter, de äldre går vidare till vinklar, geometri och teckning.</w:t>
       </w:r>
     </w:p>
     <w:p>
       <w:pPr>
         <w:pStyle w:val="3"/>
-        <w:divId w:val="45496956"/>
-        <w:rPr>
-          <w:rFonts w:ascii="Segoe UI" w:eastAsia="Times New Roman" w:hAnsi="Segoe UI" w:cs="Segoe UI"/>
-          <w:lang w:val="sv-SE"/>
-        </w:rPr>
-      </w:pPr>
-      <w:r>
-        <w:rPr>
-          <w:rFonts w:ascii="Segoe UI" w:eastAsia="Times New Roman" w:hAnsi="Segoe UI" w:cs="Segoe UI"/>
-          <w:lang w:val="sv-SE"/>
-        </w:rPr>
-        <w:t>Ritar riktig geom</w:t>
-      </w:r>
-      <w:r>
-        <w:rPr>
-          <w:rFonts w:ascii="Segoe UI" w:eastAsia="Times New Roman" w:hAnsi="Segoe UI" w:cs="Segoe UI"/>
-          <w:lang w:val="sv-SE"/>
-        </w:rPr>
-        <w:t>etri med en tuschpenna</w:t>
-      </w:r>
-    </w:p>
-    <w:p>
-      <w:pPr>
-        <w:pStyle w:val="a7"/>
-        <w:divId w:val="45496956"/>
-        <w:rPr>
-          <w:rFonts w:ascii="Segoe UI" w:hAnsi="Segoe UI" w:cs="Segoe UI"/>
-          <w:color w:val="1C1C1C"/>
-          <w:lang w:val="sv-SE"/>
-        </w:rPr>
-      </w:pPr>
-      <w:r>
-        <w:rPr>
-          <w:rFonts w:ascii="Segoe UI" w:hAnsi="Segoe UI" w:cs="Segoe UI"/>
-          <w:color w:val="1C1C1C"/>
-          <w:lang w:val="sv-SE"/>
-        </w:rPr>
-        <w:t>Sätt i en tuschpenna, så ritar roboten en spiral eller en komplex figur på papper och räknar ut vinklar och avstånd medan den kör. En vanlig rullande robot utan skärm klarar inte den precisionen. Barnet ser resultatet av sitt program</w:t>
-      </w:r>
-      <w:r>
-        <w:rPr>
-          <w:rFonts w:ascii="Segoe UI" w:hAnsi="Segoe UI" w:cs="Segoe UI"/>
-          <w:color w:val="1C1C1C"/>
-          <w:lang w:val="sv-SE"/>
-        </w:rPr>
-        <w:t xml:space="preserve"> direkt på arket.</w:t>
+        <w:divId w:val="2102872718"/>
+        <w:rPr>
+          <w:rFonts w:ascii="Segoe UI" w:eastAsia="Times New Roman" w:hAnsi="Segoe UI" w:cs="Segoe UI"/>
+          <w:lang w:val="sv-SE"/>
+        </w:rPr>
+      </w:pPr>
+      <w:r>
+        <w:rPr>
+          <w:rFonts w:ascii="Segoe UI" w:eastAsia="Times New Roman" w:hAnsi="Segoe UI" w:cs="Segoe UI"/>
+          <w:lang w:val="sv-SE"/>
+        </w:rPr>
+        <w:t xml:space="preserve">Ritar </w:t>
+      </w:r>
+      <w:r>
+        <w:rPr>
+          <w:rFonts w:ascii="Segoe UI" w:eastAsia="Times New Roman" w:hAnsi="Segoe UI" w:cs="Segoe UI"/>
+          <w:lang w:val="sv-SE"/>
+        </w:rPr>
+        <w:t>riktig geometri med en tuschpenna</w:t>
+      </w:r>
+    </w:p>
+    <w:p>
+      <w:pPr>
+        <w:pStyle w:val="a7"/>
+        <w:divId w:val="2102872718"/>
+        <w:rPr>
+          <w:rFonts w:ascii="Segoe UI" w:hAnsi="Segoe UI" w:cs="Segoe UI"/>
+          <w:color w:val="1C1C1C"/>
+          <w:lang w:val="sv-SE"/>
+        </w:rPr>
+      </w:pPr>
+      <w:r>
+        <w:rPr>
+          <w:rFonts w:ascii="Segoe UI" w:hAnsi="Segoe UI" w:cs="Segoe UI"/>
+          <w:color w:val="1C1C1C"/>
+          <w:lang w:val="sv-SE"/>
+        </w:rPr>
+        <w:t>Sätt i en tuschpenna, så ritar roboten en spiral eller en komplex figur på papper och räknar ut vinklar och avstånd medan den kör. En vanlig rullande robot utan skärm klarar inte den precisionen. Barnet ser resultatet av s</w:t>
+      </w:r>
+      <w:r>
+        <w:rPr>
+          <w:rFonts w:ascii="Segoe UI" w:hAnsi="Segoe UI" w:cs="Segoe UI"/>
+          <w:color w:val="1C1C1C"/>
+          <w:lang w:val="sv-SE"/>
+        </w:rPr>
+        <w:t>itt program direkt på arket.</w:t>
       </w:r>
     </w:p>
     <w:p>
       <w:pPr>
         <w:pStyle w:val="3"/>
-        <w:divId w:val="45496956"/>
+        <w:divId w:val="2102872718"/>
         <w:rPr>
           <w:rFonts w:ascii="Segoe UI" w:eastAsia="Times New Roman" w:hAnsi="Segoe UI" w:cs="Segoe UI"/>
           <w:lang w:val="sv-SE"/>
@@ -215,34 +215,34 @@
     <w:p>
       <w:pPr>
         <w:pStyle w:val="a7"/>
-        <w:divId w:val="45496956"/>
-        <w:rPr>
-          <w:rFonts w:ascii="Segoe UI" w:hAnsi="Segoe UI" w:cs="Segoe UI"/>
-          <w:color w:val="1C1C1C"/>
-          <w:lang w:val="sv-SE"/>
-        </w:rPr>
-      </w:pPr>
-      <w:r>
-        <w:rPr>
-          <w:rFonts w:ascii="Segoe UI" w:hAnsi="Segoe UI" w:cs="Segoe UI"/>
-          <w:color w:val="1C1C1C"/>
-          <w:lang w:val="sv-SE"/>
-        </w:rPr>
-        <w:t>Teckning, geometri, röst och en färdig metodik ingår i grundsatsen. Där man annars håller sig med flera robotar för olika åldrar eller köper till betalpaket till en enda, räcker här en robot till allt. I</w:t>
-      </w:r>
-      <w:r>
-        <w:rPr>
-          <w:rFonts w:ascii="Segoe UI" w:hAnsi="Segoe UI" w:cs="Segoe UI"/>
-          <w:color w:val="1C1C1C"/>
-          <w:lang w:val="sv-SE"/>
-        </w:rPr>
-        <w:t>ngen extra budget för tillköp behövs.</w:t>
+        <w:divId w:val="2102872718"/>
+        <w:rPr>
+          <w:rFonts w:ascii="Segoe UI" w:hAnsi="Segoe UI" w:cs="Segoe UI"/>
+          <w:color w:val="1C1C1C"/>
+          <w:lang w:val="sv-SE"/>
+        </w:rPr>
+      </w:pPr>
+      <w:r>
+        <w:rPr>
+          <w:rFonts w:ascii="Segoe UI" w:hAnsi="Segoe UI" w:cs="Segoe UI"/>
+          <w:color w:val="1C1C1C"/>
+          <w:lang w:val="sv-SE"/>
+        </w:rPr>
+        <w:t>Programmering, teckning, geometri, röst och en färdig metodik ingår i grundsatsen. Där man annars håller sig med flera robotar för olika åldrar eller köper till betalpaket till en enda, räcker</w:t>
+      </w:r>
+      <w:r>
+        <w:rPr>
+          <w:rFonts w:ascii="Segoe UI" w:hAnsi="Segoe UI" w:cs="Segoe UI"/>
+          <w:color w:val="1C1C1C"/>
+          <w:lang w:val="sv-SE"/>
+        </w:rPr>
+        <w:t xml:space="preserve"> här en robot till allt. Det finns inget att betala extra för.</w:t>
       </w:r>
     </w:p>
     <w:p>
       <w:pPr>
         <w:pStyle w:val="3"/>
-        <w:divId w:val="45496956"/>
+        <w:divId w:val="2102872718"/>
         <w:rPr>
           <w:rFonts w:ascii="Segoe UI" w:eastAsia="Times New Roman" w:hAnsi="Segoe UI" w:cs="Segoe UI"/>
           <w:lang w:val="sv-SE"/>
@@ -259,34 +259,34 @@
     <w:p>
       <w:pPr>
         <w:pStyle w:val="a7"/>
-        <w:divId w:val="45496956"/>
-        <w:rPr>
-          <w:rFonts w:ascii="Segoe UI" w:hAnsi="Segoe UI" w:cs="Segoe UI"/>
-          <w:color w:val="1C1C1C"/>
-          <w:lang w:val="sv-SE"/>
-        </w:rPr>
-      </w:pPr>
-      <w:r>
-        <w:rPr>
-          <w:rFonts w:ascii="Segoe UI" w:hAnsi="Segoe UI" w:cs="Segoe UI"/>
-          <w:color w:val="1C1C1C"/>
-          <w:lang w:val="sv-SE"/>
-        </w:rPr>
-        <w:t>Roboten kör på vilka rutade kartor och mattor som helst: färdiga eller sådana som du skriver ut eller ritar själv. Du behöver inte köpa något märkesspecifikt. Steget ställs in efter vilken</w:t>
-      </w:r>
-      <w:r>
-        <w:rPr>
-          <w:rFonts w:ascii="Segoe UI" w:hAnsi="Segoe UI" w:cs="Segoe UI"/>
-          <w:color w:val="1C1C1C"/>
-          <w:lang w:val="sv-SE"/>
-        </w:rPr>
-        <w:t xml:space="preserve"> rutstorlek som helst, som standard 15 cm.</w:t>
+        <w:divId w:val="2102872718"/>
+        <w:rPr>
+          <w:rFonts w:ascii="Segoe UI" w:hAnsi="Segoe UI" w:cs="Segoe UI"/>
+          <w:color w:val="1C1C1C"/>
+          <w:lang w:val="sv-SE"/>
+        </w:rPr>
+      </w:pPr>
+      <w:r>
+        <w:rPr>
+          <w:rFonts w:ascii="Segoe UI" w:hAnsi="Segoe UI" w:cs="Segoe UI"/>
+          <w:color w:val="1C1C1C"/>
+          <w:lang w:val="sv-SE"/>
+        </w:rPr>
+        <w:t>Roboten kör på vilka rutade kartor och mattor som helst: färdiga eller sådana som du skriver ut eller ritar själv. Du behöver inte köpa något märkesspecifikt. Steg</w:t>
+      </w:r>
+      <w:r>
+        <w:rPr>
+          <w:rFonts w:ascii="Segoe UI" w:hAnsi="Segoe UI" w:cs="Segoe UI"/>
+          <w:color w:val="1C1C1C"/>
+          <w:lang w:val="sv-SE"/>
+        </w:rPr>
+        <w:t>et ställs in efter vilken rutstorlek som helst, som standard 15 cm.</w:t>
       </w:r>
     </w:p>
     <w:p>
       <w:pPr>
         <w:pStyle w:val="note"/>
-        <w:divId w:val="45496956"/>
+        <w:divId w:val="2102872718"/>
         <w:rPr>
           <w:rFonts w:ascii="Segoe UI" w:hAnsi="Segoe UI" w:cs="Segoe UI"/>
           <w:lang w:val="sv-SE"/>
@@ -306,7 +306,7 @@
     <w:p>
       <w:pPr>
         <w:pStyle w:val="3"/>
-        <w:divId w:val="45496956"/>
+        <w:divId w:val="2102872718"/>
         <w:rPr>
           <w:rFonts w:ascii="Segoe UI" w:eastAsia="Times New Roman" w:hAnsi="Segoe UI" w:cs="Segoe UI"/>
           <w:lang w:val="sv-SE"/>
@@ -323,42 +323,42 @@
     <w:p>
       <w:pPr>
         <w:pStyle w:val="a7"/>
-        <w:divId w:val="45496956"/>
-        <w:rPr>
-          <w:rFonts w:ascii="Segoe UI" w:hAnsi="Segoe UI" w:cs="Segoe UI"/>
-          <w:color w:val="1C1C1C"/>
-          <w:lang w:val="sv-SE"/>
-        </w:rPr>
-      </w:pPr>
-      <w:r>
-        <w:rPr>
-          <w:rFonts w:ascii="Segoe UI" w:hAnsi="Segoe UI" w:cs="Segoe UI"/>
-          <w:color w:val="1C1C1C"/>
-          <w:lang w:val="sv-SE"/>
-        </w:rPr>
-        <w:t>En färdig kurs leder från det första programmet via funktioner, loopar, avstånd och vinklar till aritmeti</w:t>
-      </w:r>
-      <w:r>
-        <w:rPr>
-          <w:rFonts w:ascii="Segoe UI" w:hAnsi="Segoe UI" w:cs="Segoe UI"/>
-          <w:color w:val="1C1C1C"/>
-          <w:lang w:val="sv-SE"/>
-        </w:rPr>
-        <w:t>k. Separat för de yngsta, 4-8 år, finns en introduktionskurs på 12 lektioner. Allt är öppet i dokumentationen och går att titta på före beställning. En sats per grupp på 2-4 barn: robot, fjärrkontroll i trä och kommandobrickor i kartong. Barnen bygger prog</w:t>
-      </w:r>
-      <w:r>
-        <w:rPr>
-          <w:rFonts w:ascii="Segoe UI" w:hAnsi="Segoe UI" w:cs="Segoe UI"/>
-          <w:color w:val="1C1C1C"/>
-          <w:lang w:val="sv-SE"/>
-        </w:rPr>
-        <w:t>rammet för hand direkt på fjärrkontrollen.</w:t>
+        <w:divId w:val="2102872718"/>
+        <w:rPr>
+          <w:rFonts w:ascii="Segoe UI" w:hAnsi="Segoe UI" w:cs="Segoe UI"/>
+          <w:color w:val="1C1C1C"/>
+          <w:lang w:val="sv-SE"/>
+        </w:rPr>
+      </w:pPr>
+      <w:r>
+        <w:rPr>
+          <w:rFonts w:ascii="Segoe UI" w:hAnsi="Segoe UI" w:cs="Segoe UI"/>
+          <w:color w:val="1C1C1C"/>
+          <w:lang w:val="sv-SE"/>
+        </w:rPr>
+        <w:t xml:space="preserve">En färdig kurs leder från det första programmet via funktioner, loopar, avstånd </w:t>
+      </w:r>
+      <w:r>
+        <w:rPr>
+          <w:rFonts w:ascii="Segoe UI" w:hAnsi="Segoe UI" w:cs="Segoe UI"/>
+          <w:color w:val="1C1C1C"/>
+          <w:lang w:val="sv-SE"/>
+        </w:rPr>
+        <w:t>och vinklar till aritmetik. Separat för de yngsta, 4-8 år, finns en introduktionskurs på 12 lektioner. Allt är öppet i dokumentationen och går att titta på före beställning. En sats per grupp på 2-4 barn: robot, fjärrkontroll i trä och kommandobrickor i ka</w:t>
+      </w:r>
+      <w:r>
+        <w:rPr>
+          <w:rFonts w:ascii="Segoe UI" w:hAnsi="Segoe UI" w:cs="Segoe UI"/>
+          <w:color w:val="1C1C1C"/>
+          <w:lang w:val="sv-SE"/>
+        </w:rPr>
+        <w:t>rtong. Barnen bygger programmet för hand direkt på fjärrkontrollen.</w:t>
       </w:r>
     </w:p>
     <w:p>
       <w:pPr>
         <w:pStyle w:val="3"/>
-        <w:divId w:val="45496956"/>
+        <w:divId w:val="2102872718"/>
         <w:rPr>
           <w:rFonts w:ascii="Segoe UI" w:eastAsia="Times New Roman" w:hAnsi="Segoe UI" w:cs="Segoe UI"/>
           <w:lang w:val="sv-SE"/>
@@ -375,34 +375,34 @@
     <w:p>
       <w:pPr>
         <w:pStyle w:val="a7"/>
-        <w:divId w:val="45496956"/>
-        <w:rPr>
-          <w:rFonts w:ascii="Segoe UI" w:hAnsi="Segoe UI" w:cs="Segoe UI"/>
-          <w:color w:val="1C1C1C"/>
-          <w:lang w:val="sv-SE"/>
-        </w:rPr>
-      </w:pPr>
-      <w:r>
-        <w:rPr>
-          <w:rFonts w:ascii="Segoe UI" w:hAnsi="Segoe UI" w:cs="Segoe UI"/>
-          <w:color w:val="1C1C1C"/>
-          <w:lang w:val="sv-SE"/>
-        </w:rPr>
-        <w:t>Programmet ligger kvar på fjärrkontrollen, framför barnets ögon. Om roboten kör fel väg eller linjen blir sned, hittar barnet själv det felaktiga steget, ändrar en del av programmet och f</w:t>
-      </w:r>
-      <w:r>
-        <w:rPr>
-          <w:rFonts w:ascii="Segoe UI" w:hAnsi="Segoe UI" w:cs="Segoe UI"/>
-          <w:color w:val="1C1C1C"/>
-          <w:lang w:val="sv-SE"/>
-        </w:rPr>
-        <w:t>örsöker igen. Med tuschpennan blir det ännu tydligare: felet syns genast på papperet.</w:t>
+        <w:divId w:val="2102872718"/>
+        <w:rPr>
+          <w:rFonts w:ascii="Segoe UI" w:hAnsi="Segoe UI" w:cs="Segoe UI"/>
+          <w:color w:val="1C1C1C"/>
+          <w:lang w:val="sv-SE"/>
+        </w:rPr>
+      </w:pPr>
+      <w:r>
+        <w:rPr>
+          <w:rFonts w:ascii="Segoe UI" w:hAnsi="Segoe UI" w:cs="Segoe UI"/>
+          <w:color w:val="1C1C1C"/>
+          <w:lang w:val="sv-SE"/>
+        </w:rPr>
+        <w:t>Programmet ligger kvar på fjärrkontrollen, framför barnets ögon. Om roboten kör fel väg eller linjen blir sned, hittar barnet själv det felaktiga steget, ändrar e</w:t>
+      </w:r>
+      <w:r>
+        <w:rPr>
+          <w:rFonts w:ascii="Segoe UI" w:hAnsi="Segoe UI" w:cs="Segoe UI"/>
+          <w:color w:val="1C1C1C"/>
+          <w:lang w:val="sv-SE"/>
+        </w:rPr>
+        <w:t>n del av programmet och försöker igen. Med tuschpennan blir det ännu tydligare: felet syns genast på papperet.</w:t>
       </w:r>
     </w:p>
     <w:p>
       <w:pPr>
         <w:pStyle w:val="3"/>
-        <w:divId w:val="45496956"/>
+        <w:divId w:val="2102872718"/>
         <w:rPr>
           <w:rFonts w:ascii="Segoe UI" w:eastAsia="Times New Roman" w:hAnsi="Segoe UI" w:cs="Segoe UI"/>
           <w:lang w:val="sv-SE"/>
@@ -419,58 +419,58 @@
     <w:p>
       <w:pPr>
         <w:pStyle w:val="a7"/>
-        <w:divId w:val="45496956"/>
-        <w:rPr>
-          <w:rFonts w:ascii="Segoe UI" w:hAnsi="Segoe UI" w:cs="Segoe UI"/>
-          <w:color w:val="1C1C1C"/>
-          <w:lang w:val="sv-SE"/>
-        </w:rPr>
-      </w:pPr>
-      <w:r>
-        <w:rPr>
-          <w:rFonts w:ascii="Segoe UI" w:hAnsi="Segoe UI" w:cs="Segoe UI"/>
-          <w:color w:val="1C1C1C"/>
-          <w:lang w:val="sv-SE"/>
-        </w:rPr>
-        <w:t xml:space="preserve">Roboten läser upp varje steg och varje kommando med röst, på det språk du valt. Talet finns på över 17 språk. Den kör fram till ett kort med ett </w:t>
-      </w:r>
-      <w:r>
-        <w:rPr>
-          <w:rFonts w:ascii="Segoe UI" w:hAnsi="Segoe UI" w:cs="Segoe UI"/>
-          <w:color w:val="1C1C1C"/>
-          <w:lang w:val="sv-SE"/>
-        </w:rPr>
-        <w:t>ord och uttalar det. Sammanlagt cirka 90 ord: hus, skog, bio. Den nämner alfabetets bokstäver, spelar upp toner och läser upp aritmetik. Samma robot som lär ut programmering och räkning introducerar på köpet språk och musik.</w:t>
+        <w:divId w:val="2102872718"/>
+        <w:rPr>
+          <w:rFonts w:ascii="Segoe UI" w:hAnsi="Segoe UI" w:cs="Segoe UI"/>
+          <w:color w:val="1C1C1C"/>
+          <w:lang w:val="sv-SE"/>
+        </w:rPr>
+      </w:pPr>
+      <w:r>
+        <w:rPr>
+          <w:rFonts w:ascii="Segoe UI" w:hAnsi="Segoe UI" w:cs="Segoe UI"/>
+          <w:color w:val="1C1C1C"/>
+          <w:lang w:val="sv-SE"/>
+        </w:rPr>
+        <w:t>Roboten läser upp varje steg och varje kommando med röst, på det språk du valt. Talet finns på över 17 språk. Den kör fr</w:t>
+      </w:r>
+      <w:r>
+        <w:rPr>
+          <w:rFonts w:ascii="Segoe UI" w:hAnsi="Segoe UI" w:cs="Segoe UI"/>
+          <w:color w:val="1C1C1C"/>
+          <w:lang w:val="sv-SE"/>
+        </w:rPr>
+        <w:t>am till ett kort med ett ord och uttalar det. Sammanlagt cirka 90 ord: hus, skog, bio. Den nämner alfabetets bokstäver, spelar upp toner och läser upp aritmetik. Samma robot som lär ut programmering och räkning introducerar på köpet språk och musik.</w:t>
       </w:r>
     </w:p>
     <w:p>
       <w:pPr>
         <w:pStyle w:val="3"/>
-        <w:divId w:val="45496956"/>
-        <w:rPr>
-          <w:rFonts w:ascii="Segoe UI" w:eastAsia="Times New Roman" w:hAnsi="Segoe UI" w:cs="Segoe UI"/>
-          <w:lang w:val="sv-SE"/>
-        </w:rPr>
-      </w:pPr>
-      <w:r>
-        <w:rPr>
-          <w:rFonts w:ascii="Segoe UI" w:eastAsia="Times New Roman" w:hAnsi="Segoe UI" w:cs="Segoe UI"/>
-          <w:lang w:val="sv-SE"/>
-        </w:rPr>
-        <w:t>Från 4 till 10 år, en enda robo</w:t>
-      </w:r>
-      <w:r>
-        <w:rPr>
-          <w:rFonts w:ascii="Segoe UI" w:eastAsia="Times New Roman" w:hAnsi="Segoe UI" w:cs="Segoe UI"/>
-          <w:lang w:val="sv-SE"/>
-        </w:rPr>
-        <w:t>t</w:t>
-      </w:r>
-    </w:p>
-    <w:p>
-      <w:pPr>
-        <w:pStyle w:val="a7"/>
-        <w:divId w:val="45496956"/>
+        <w:divId w:val="2102872718"/>
+        <w:rPr>
+          <w:rFonts w:ascii="Segoe UI" w:eastAsia="Times New Roman" w:hAnsi="Segoe UI" w:cs="Segoe UI"/>
+          <w:lang w:val="sv-SE"/>
+        </w:rPr>
+      </w:pPr>
+      <w:r>
+        <w:rPr>
+          <w:rFonts w:ascii="Segoe UI" w:eastAsia="Times New Roman" w:hAnsi="Segoe UI" w:cs="Segoe UI"/>
+          <w:lang w:val="sv-SE"/>
+        </w:rPr>
+        <w:t>Från 4</w:t>
+      </w:r>
+      <w:r>
+        <w:rPr>
+          <w:rFonts w:ascii="Segoe UI" w:eastAsia="Times New Roman" w:hAnsi="Segoe UI" w:cs="Segoe UI"/>
+          <w:lang w:val="sv-SE"/>
+        </w:rPr>
+        <w:t xml:space="preserve"> till 10+, en enda robot</w:t>
+      </w:r>
+    </w:p>
+    <w:p>
+      <w:pPr>
+        <w:pStyle w:val="a7"/>
+        <w:divId w:val="2102872718"/>
         <w:rPr>
           <w:rFonts w:ascii="Segoe UI" w:hAnsi="Segoe UI" w:cs="Segoe UI"/>
           <w:color w:val="1C1C1C"/>
@@ -489,7 +489,7 @@
     <w:p>
       <w:pPr>
         <w:pStyle w:val="a7"/>
-        <w:divId w:val="45496956"/>
+        <w:divId w:val="2102872718"/>
         <w:rPr>
           <w:rFonts w:ascii="Segoe UI" w:hAnsi="Segoe UI" w:cs="Segoe UI"/>
           <w:color w:val="1C1C1C"/>
@@ -507,8 +507,35 @@
     </w:p>
     <w:p>
       <w:pPr>
+        <w:pStyle w:val="a7"/>
+        <w:divId w:val="2102872718"/>
+        <w:rPr>
+          <w:rFonts w:ascii="Segoe UI" w:hAnsi="Segoe UI" w:cs="Segoe UI"/>
+          <w:color w:val="1C1C1C"/>
+          <w:lang w:val="sv-SE"/>
+        </w:rPr>
+      </w:pPr>
+      <w:r>
+        <w:rPr>
+          <w:rFonts w:ascii="Segoe UI" w:hAnsi="Segoe UI" w:cs="Segoe UI"/>
+          <w:color w:val="1C1C1C"/>
+          <w:lang w:val="sv-SE"/>
+        </w:rPr>
+        <w:t>10+: samma robot programmeras från Scr</w:t>
+      </w:r>
+      <w:r>
+        <w:rPr>
+          <w:rFonts w:ascii="Segoe UI" w:hAnsi="Segoe UI" w:cs="Segoe UI"/>
+          <w:color w:val="1C1C1C"/>
+          <w:lang w:val="sv-SE"/>
+        </w:rPr>
+        <w:t>atch.</w:t>
+      </w:r>
+    </w:p>
+    <w:p>
+      <w:pPr>
         <w:pStyle w:val="3"/>
-        <w:divId w:val="45496956"/>
+        <w:divId w:val="2102872718"/>
         <w:rPr>
           <w:rFonts w:ascii="Segoe UI" w:eastAsia="Times New Roman" w:hAnsi="Segoe UI" w:cs="Segoe UI"/>
           <w:lang w:val="sv-SE"/>
@@ -525,80 +552,53 @@
     <w:p>
       <w:pPr>
         <w:pStyle w:val="a7"/>
-        <w:divId w:val="45496956"/>
-        <w:rPr>
-          <w:rFonts w:ascii="Segoe UI" w:hAnsi="Segoe UI" w:cs="Segoe UI"/>
-          <w:color w:val="1C1C1C"/>
-          <w:lang w:val="sv-SE"/>
-        </w:rPr>
-      </w:pPr>
-      <w:r>
-        <w:rPr>
-          <w:rFonts w:ascii="Segoe UI" w:hAnsi="Segoe UI" w:cs="Segoe UI"/>
-          <w:color w:val="1C1C1C"/>
-          <w:lang w:val="sv-SE"/>
-        </w:rPr>
-        <w:t>Terra Numerica, ett franskt centrum för vetensk</w:t>
-      </w:r>
-      <w:r>
-        <w:rPr>
-          <w:rFonts w:ascii="Segoe UI" w:hAnsi="Segoe UI" w:cs="Segoe UI"/>
-          <w:color w:val="1C1C1C"/>
-          <w:lang w:val="sv-SE"/>
-        </w:rPr>
-        <w:t>aplig förmedling (Sophia Antipolis; ett projekt av CNRS, Inria och Université Côte d'Azur), använder redan PrimaSTEM i sin undervisning.</w:t>
-      </w:r>
-    </w:p>
-    <w:p>
-      <w:pPr>
-        <w:pStyle w:val="a7"/>
-        <w:divId w:val="45496956"/>
-        <w:rPr>
-          <w:rFonts w:ascii="Segoe UI" w:hAnsi="Segoe UI" w:cs="Segoe UI"/>
-          <w:color w:val="1C1C1C"/>
-          <w:lang w:val="sv-SE"/>
-        </w:rPr>
-      </w:pPr>
-      <w:r>
-        <w:rPr>
-          <w:rFonts w:ascii="Segoe UI" w:hAnsi="Segoe UI" w:cs="Segoe UI"/>
-          <w:color w:val="1C1C1C"/>
-          <w:lang w:val="sv-SE"/>
-        </w:rPr>
-        <w:t>Utan skärm. Tillverkad i Frankrike (Cannes), certifierad enligt CE och UKCA.</w:t>
-      </w:r>
-    </w:p>
-    <w:p>
-      <w:pPr>
-        <w:pStyle w:val="a7"/>
-        <w:divId w:val="45496956"/>
-        <w:rPr>
-          <w:rFonts w:ascii="Segoe UI" w:hAnsi="Segoe UI" w:cs="Segoe UI"/>
-          <w:color w:val="1C1C1C"/>
-          <w:lang w:val="sv-SE"/>
-        </w:rPr>
-      </w:pPr>
-      <w:r>
-        <w:rPr>
-          <w:rFonts w:ascii="Segoe UI" w:hAnsi="Segoe UI" w:cs="Segoe UI"/>
-          <w:color w:val="1C1C1C"/>
-          <w:lang w:val="sv-SE"/>
-        </w:rPr>
-        <w:t>Rekommenderat pris för Frankrike: 297 € HT</w:t>
-      </w:r>
-      <w:r>
-        <w:rPr>
-          <w:rFonts w:ascii="Segoe UI" w:hAnsi="Segoe UI" w:cs="Segoe UI"/>
-          <w:color w:val="1C1C1C"/>
-          <w:lang w:val="sv-SE"/>
-        </w:rPr>
-        <w:t>. I priset ingår redan matematik, geometri, teckning, röst och metodik, utan separata tillägg. Ett enda köp räcker för alla åren från 4 till 10.</w:t>
+        <w:divId w:val="2102872718"/>
+        <w:rPr>
+          <w:rFonts w:ascii="Segoe UI" w:hAnsi="Segoe UI" w:cs="Segoe UI"/>
+          <w:color w:val="1C1C1C"/>
+          <w:lang w:val="sv-SE"/>
+        </w:rPr>
+      </w:pPr>
+      <w:r>
+        <w:rPr>
+          <w:rFonts w:ascii="Segoe UI" w:hAnsi="Segoe UI" w:cs="Segoe UI"/>
+          <w:color w:val="1C1C1C"/>
+          <w:lang w:val="sv-SE"/>
+        </w:rPr>
+        <w:t>Terra Numerica, ett franskt centrum för vetenskaplig förmedling (Sophia Antipolis; ett projekt av CNRS, Inria och Université Côte d'Azur), använder redan PrimaSTEM i sin undervisning.</w:t>
+      </w:r>
+    </w:p>
+    <w:p>
+      <w:pPr>
+        <w:pStyle w:val="a7"/>
+        <w:divId w:val="2102872718"/>
+        <w:rPr>
+          <w:rFonts w:ascii="Segoe UI" w:hAnsi="Segoe UI" w:cs="Segoe UI"/>
+          <w:color w:val="1C1C1C"/>
+          <w:lang w:val="sv-SE"/>
+        </w:rPr>
+      </w:pPr>
+      <w:r>
+        <w:rPr>
+          <w:rFonts w:ascii="Segoe UI" w:hAnsi="Segoe UI" w:cs="Segoe UI"/>
+          <w:color w:val="1C1C1C"/>
+          <w:lang w:val="sv-SE"/>
+        </w:rPr>
+        <w:t>Utan skärm. Tillverkad i Frankrike (Cannes), certifi</w:t>
+      </w:r>
+      <w:r>
+        <w:rPr>
+          <w:rFonts w:ascii="Segoe UI" w:hAnsi="Segoe UI" w:cs="Segoe UI"/>
+          <w:color w:val="1C1C1C"/>
+          <w:lang w:val="sv-SE"/>
+        </w:rPr>
+        <w:t>erad enligt CE och UKCA.</w:t>
       </w:r>
     </w:p>
     <w:p>
       <w:pPr>
         <w:pStyle w:val="note"/>
-        <w:divId w:val="45496956"/>
+        <w:divId w:val="2102872718"/>
         <w:rPr>
           <w:rFonts w:ascii="Segoe UI" w:hAnsi="Segoe UI" w:cs="Segoe UI"/>
           <w:lang w:val="sv-SE"/>
@@ -612,40 +612,32 @@
           <w:iCs/>
           <w:lang w:val="sv-SE"/>
         </w:rPr>
-        <w:t>Det slutgiltiga priset sätts av distributören.</w:t>
-      </w:r>
-    </w:p>
-    <w:p>
-      <w:pPr>
-        <w:pStyle w:val="a7"/>
-        <w:divId w:val="45496956"/>
-        <w:rPr>
-          <w:rFonts w:ascii="Segoe UI" w:hAnsi="Segoe UI" w:cs="Segoe UI"/>
-          <w:color w:val="1C1C1C"/>
-          <w:lang w:val="sv-SE"/>
-        </w:rPr>
-      </w:pPr>
-      <w:r>
-        <w:rPr>
-          <w:rFonts w:ascii="Segoe UI" w:hAnsi="Segoe UI" w:cs="Segoe UI"/>
-          <w:color w:val="1C1C1C"/>
-          <w:lang w:val="sv-SE"/>
-        </w:rPr>
-        <w:t>Prova roboten innan du köper. Den körs direkt i webbläsaren. Öpp</w:t>
-      </w:r>
-      <w:r>
-        <w:rPr>
-          <w:rFonts w:ascii="Segoe UI" w:hAnsi="Segoe UI" w:cs="Segoe UI"/>
-          <w:color w:val="1C1C1C"/>
-          <w:lang w:val="sv-SE"/>
-        </w:rPr>
-        <w:t>na länken eller rikta kameran mot QR-koden:</w:t>
-      </w:r>
-    </w:p>
-    <w:p>
-      <w:pPr>
-        <w:pStyle w:val="a7"/>
-        <w:divId w:val="45496956"/>
+        <w:t>Priset sätts av distributören.</w:t>
+      </w:r>
+    </w:p>
+    <w:p>
+      <w:pPr>
+        <w:pStyle w:val="a7"/>
+        <w:divId w:val="2102872718"/>
+        <w:rPr>
+          <w:rFonts w:ascii="Segoe UI" w:hAnsi="Segoe UI" w:cs="Segoe UI"/>
+          <w:color w:val="1C1C1C"/>
+          <w:lang w:val="sv-SE"/>
+        </w:rPr>
+      </w:pPr>
+      <w:r>
+        <w:rPr>
+          <w:rFonts w:ascii="Segoe UI" w:hAnsi="Segoe UI" w:cs="Segoe UI"/>
+          <w:color w:val="1C1C1C"/>
+          <w:lang w:val="sv-SE"/>
+        </w:rPr>
+        <w:t>Prova roboten innan du köper. Den körs direkt i webbläsaren. Öppna länken eller rikta kameran mot QR-koden:</w:t>
+      </w:r>
+    </w:p>
+    <w:p>
+      <w:pPr>
+        <w:pStyle w:val="a7"/>
+        <w:divId w:val="2102872718"/>
         <w:rPr>
           <w:rFonts w:ascii="Segoe UI" w:hAnsi="Segoe UI" w:cs="Segoe UI"/>
           <w:color w:val="1C1C1C"/>
@@ -664,7 +656,7 @@
     <w:p>
       <w:pPr>
         <w:pStyle w:val="note"/>
-        <w:divId w:val="45496956"/>
+        <w:divId w:val="2102872718"/>
         <w:rPr>
           <w:rFonts w:ascii="Segoe UI" w:hAnsi="Segoe UI" w:cs="Segoe UI"/>
           <w:lang w:val="sv-SE"/>
@@ -684,7 +676,7 @@
     <w:p>
       <w:pPr>
         <w:pStyle w:val="note"/>
-        <w:divId w:val="45496956"/>
+        <w:divId w:val="2102872718"/>
         <w:rPr>
           <w:rFonts w:ascii="Segoe UI" w:hAnsi="Segoe UI" w:cs="Segoe UI"/>
           <w:lang w:val="sv-SE"/>
@@ -704,7 +696,7 @@
     <w:p>
       <w:pPr>
         <w:pStyle w:val="a7"/>
-        <w:divId w:val="45496956"/>
+        <w:divId w:val="2102872718"/>
         <w:rPr>
           <w:rFonts w:ascii="Segoe UI" w:hAnsi="Segoe UI" w:cs="Segoe UI"/>
           <w:color w:val="1C1C1C"/>
@@ -723,7 +715,7 @@
     <w:p>
       <w:pPr>
         <w:pStyle w:val="a7"/>
-        <w:divId w:val="45496956"/>
+        <w:divId w:val="2102872718"/>
         <w:rPr>
           <w:rFonts w:ascii="Segoe UI" w:hAnsi="Segoe UI" w:cs="Segoe UI"/>
           <w:color w:val="1C1C1C"/>
@@ -758,7 +750,7 @@
     <w:p>
       <w:pPr>
         <w:pStyle w:val="a7"/>
-        <w:divId w:val="45496956"/>
+        <w:divId w:val="2102872718"/>
         <w:rPr>
           <w:rFonts w:ascii="Segoe UI" w:hAnsi="Segoe UI" w:cs="Segoe UI"/>
           <w:color w:val="1C1C1C"/>
@@ -785,7 +777,7 @@
     <w:p>
       <w:pPr>
         <w:pStyle w:val="note"/>
-        <w:divId w:val="45496956"/>
+        <w:divId w:val="2102872718"/>
         <w:rPr>
           <w:rFonts w:ascii="Segoe UI" w:hAnsi="Segoe UI" w:cs="Segoe UI"/>
           <w:lang w:val="sv-SE"/>
@@ -805,7 +797,7 @@
     <w:p>
       <w:pPr>
         <w:pStyle w:val="note"/>
-        <w:divId w:val="45496956"/>
+        <w:divId w:val="2102872718"/>
         <w:rPr>
           <w:rFonts w:ascii="Segoe UI" w:hAnsi="Segoe UI" w:cs="Segoe UI"/>
           <w:lang w:val="sv-SE"/>

--- a/sv/catalogue.docx
+++ b/sv/catalogue.docx
@@ -5,7 +5,7 @@
     <w:p>
       <w:pPr>
         <w:pStyle w:val="note"/>
-        <w:divId w:val="2102872718"/>
+        <w:divId w:val="370763258"/>
         <w:rPr>
           <w:rFonts w:ascii="Segoe UI" w:hAnsi="Segoe UI" w:cs="Segoe UI"/>
           <w:lang w:val="sv-SE"/>
@@ -25,7 +25,7 @@
     <w:p>
       <w:pPr>
         <w:pStyle w:val="note"/>
-        <w:divId w:val="2102872718"/>
+        <w:divId w:val="370763258"/>
         <w:rPr>
           <w:rFonts w:ascii="Segoe UI" w:hAnsi="Segoe UI" w:cs="Segoe UI"/>
           <w:lang w:val="sv-SE"/>
@@ -45,7 +45,7 @@
     <w:p>
       <w:pPr>
         <w:pStyle w:val="1"/>
-        <w:divId w:val="2102872718"/>
+        <w:divId w:val="370763258"/>
         <w:rPr>
           <w:rFonts w:ascii="Segoe UI" w:eastAsia="Times New Roman" w:hAnsi="Segoe UI" w:cs="Segoe UI"/>
           <w:lang w:val="sv-SE"/>
@@ -62,7 +62,7 @@
     <w:p>
       <w:pPr>
         <w:pStyle w:val="2"/>
-        <w:divId w:val="2102872718"/>
+        <w:divId w:val="370763258"/>
         <w:rPr>
           <w:rFonts w:ascii="Segoe UI" w:eastAsia="Times New Roman" w:hAnsi="Segoe UI" w:cs="Segoe UI"/>
           <w:lang w:val="sv-SE"/>
@@ -79,7 +79,7 @@
     <w:p>
       <w:pPr>
         <w:pStyle w:val="note"/>
-        <w:divId w:val="2102872718"/>
+        <w:divId w:val="370763258"/>
         <w:rPr>
           <w:rFonts w:ascii="Segoe UI" w:hAnsi="Segoe UI" w:cs="Segoe UI"/>
           <w:lang w:val="sv-SE"/>
@@ -109,7 +109,7 @@
     <w:p>
       <w:pPr>
         <w:pStyle w:val="a7"/>
-        <w:divId w:val="2102872718"/>
+        <w:divId w:val="370763258"/>
         <w:rPr>
           <w:rFonts w:ascii="Segoe UI" w:hAnsi="Segoe UI" w:cs="Segoe UI"/>
           <w:color w:val="1C1C1C"/>
@@ -128,7 +128,7 @@
     <w:p>
       <w:pPr>
         <w:pStyle w:val="a7"/>
-        <w:divId w:val="2102872718"/>
+        <w:divId w:val="370763258"/>
         <w:rPr>
           <w:rFonts w:ascii="Segoe UI" w:hAnsi="Segoe UI" w:cs="Segoe UI"/>
           <w:color w:val="1C1C1C"/>
@@ -147,7 +147,7 @@
     <w:p>
       <w:pPr>
         <w:pStyle w:val="3"/>
-        <w:divId w:val="2102872718"/>
+        <w:divId w:val="370763258"/>
         <w:rPr>
           <w:rFonts w:ascii="Segoe UI" w:eastAsia="Times New Roman" w:hAnsi="Segoe UI" w:cs="Segoe UI"/>
           <w:lang w:val="sv-SE"/>
@@ -171,7 +171,7 @@
     <w:p>
       <w:pPr>
         <w:pStyle w:val="a7"/>
-        <w:divId w:val="2102872718"/>
+        <w:divId w:val="370763258"/>
         <w:rPr>
           <w:rFonts w:ascii="Segoe UI" w:hAnsi="Segoe UI" w:cs="Segoe UI"/>
           <w:color w:val="1C1C1C"/>
@@ -198,7 +198,7 @@
     <w:p>
       <w:pPr>
         <w:pStyle w:val="3"/>
-        <w:divId w:val="2102872718"/>
+        <w:divId w:val="370763258"/>
         <w:rPr>
           <w:rFonts w:ascii="Segoe UI" w:eastAsia="Times New Roman" w:hAnsi="Segoe UI" w:cs="Segoe UI"/>
           <w:lang w:val="sv-SE"/>
@@ -215,7 +215,7 @@
     <w:p>
       <w:pPr>
         <w:pStyle w:val="a7"/>
-        <w:divId w:val="2102872718"/>
+        <w:divId w:val="370763258"/>
         <w:rPr>
           <w:rFonts w:ascii="Segoe UI" w:hAnsi="Segoe UI" w:cs="Segoe UI"/>
           <w:color w:val="1C1C1C"/>
@@ -242,7 +242,7 @@
     <w:p>
       <w:pPr>
         <w:pStyle w:val="3"/>
-        <w:divId w:val="2102872718"/>
+        <w:divId w:val="370763258"/>
         <w:rPr>
           <w:rFonts w:ascii="Segoe UI" w:eastAsia="Times New Roman" w:hAnsi="Segoe UI" w:cs="Segoe UI"/>
           <w:lang w:val="sv-SE"/>
@@ -259,7 +259,7 @@
     <w:p>
       <w:pPr>
         <w:pStyle w:val="a7"/>
-        <w:divId w:val="2102872718"/>
+        <w:divId w:val="370763258"/>
         <w:rPr>
           <w:rFonts w:ascii="Segoe UI" w:hAnsi="Segoe UI" w:cs="Segoe UI"/>
           <w:color w:val="1C1C1C"/>
@@ -286,7 +286,7 @@
     <w:p>
       <w:pPr>
         <w:pStyle w:val="note"/>
-        <w:divId w:val="2102872718"/>
+        <w:divId w:val="370763258"/>
         <w:rPr>
           <w:rFonts w:ascii="Segoe UI" w:hAnsi="Segoe UI" w:cs="Segoe UI"/>
           <w:lang w:val="sv-SE"/>
@@ -306,7 +306,7 @@
     <w:p>
       <w:pPr>
         <w:pStyle w:val="3"/>
-        <w:divId w:val="2102872718"/>
+        <w:divId w:val="370763258"/>
         <w:rPr>
           <w:rFonts w:ascii="Segoe UI" w:eastAsia="Times New Roman" w:hAnsi="Segoe UI" w:cs="Segoe UI"/>
           <w:lang w:val="sv-SE"/>
@@ -323,7 +323,7 @@
     <w:p>
       <w:pPr>
         <w:pStyle w:val="a7"/>
-        <w:divId w:val="2102872718"/>
+        <w:divId w:val="370763258"/>
         <w:rPr>
           <w:rFonts w:ascii="Segoe UI" w:hAnsi="Segoe UI" w:cs="Segoe UI"/>
           <w:color w:val="1C1C1C"/>
@@ -358,7 +358,7 @@
     <w:p>
       <w:pPr>
         <w:pStyle w:val="3"/>
-        <w:divId w:val="2102872718"/>
+        <w:divId w:val="370763258"/>
         <w:rPr>
           <w:rFonts w:ascii="Segoe UI" w:eastAsia="Times New Roman" w:hAnsi="Segoe UI" w:cs="Segoe UI"/>
           <w:lang w:val="sv-SE"/>
@@ -375,7 +375,7 @@
     <w:p>
       <w:pPr>
         <w:pStyle w:val="a7"/>
-        <w:divId w:val="2102872718"/>
+        <w:divId w:val="370763258"/>
         <w:rPr>
           <w:rFonts w:ascii="Segoe UI" w:hAnsi="Segoe UI" w:cs="Segoe UI"/>
           <w:color w:val="1C1C1C"/>
@@ -402,7 +402,7 @@
     <w:p>
       <w:pPr>
         <w:pStyle w:val="3"/>
-        <w:divId w:val="2102872718"/>
+        <w:divId w:val="370763258"/>
         <w:rPr>
           <w:rFonts w:ascii="Segoe UI" w:eastAsia="Times New Roman" w:hAnsi="Segoe UI" w:cs="Segoe UI"/>
           <w:lang w:val="sv-SE"/>
@@ -419,7 +419,7 @@
     <w:p>
       <w:pPr>
         <w:pStyle w:val="a7"/>
-        <w:divId w:val="2102872718"/>
+        <w:divId w:val="370763258"/>
         <w:rPr>
           <w:rFonts w:ascii="Segoe UI" w:hAnsi="Segoe UI" w:cs="Segoe UI"/>
           <w:color w:val="1C1C1C"/>
@@ -446,7 +446,7 @@
     <w:p>
       <w:pPr>
         <w:pStyle w:val="3"/>
-        <w:divId w:val="2102872718"/>
+        <w:divId w:val="370763258"/>
         <w:rPr>
           <w:rFonts w:ascii="Segoe UI" w:eastAsia="Times New Roman" w:hAnsi="Segoe UI" w:cs="Segoe UI"/>
           <w:lang w:val="sv-SE"/>
@@ -470,7 +470,7 @@
     <w:p>
       <w:pPr>
         <w:pStyle w:val="a7"/>
-        <w:divId w:val="2102872718"/>
+        <w:divId w:val="370763258"/>
         <w:rPr>
           <w:rFonts w:ascii="Segoe UI" w:hAnsi="Segoe UI" w:cs="Segoe UI"/>
           <w:color w:val="1C1C1C"/>
@@ -489,7 +489,7 @@
     <w:p>
       <w:pPr>
         <w:pStyle w:val="a7"/>
-        <w:divId w:val="2102872718"/>
+        <w:divId w:val="370763258"/>
         <w:rPr>
           <w:rFonts w:ascii="Segoe UI" w:hAnsi="Segoe UI" w:cs="Segoe UI"/>
           <w:color w:val="1C1C1C"/>
@@ -508,7 +508,7 @@
     <w:p>
       <w:pPr>
         <w:pStyle w:val="a7"/>
-        <w:divId w:val="2102872718"/>
+        <w:divId w:val="370763258"/>
         <w:rPr>
           <w:rFonts w:ascii="Segoe UI" w:hAnsi="Segoe UI" w:cs="Segoe UI"/>
           <w:color w:val="1C1C1C"/>
@@ -535,7 +535,7 @@
     <w:p>
       <w:pPr>
         <w:pStyle w:val="3"/>
-        <w:divId w:val="2102872718"/>
+        <w:divId w:val="370763258"/>
         <w:rPr>
           <w:rFonts w:ascii="Segoe UI" w:eastAsia="Times New Roman" w:hAnsi="Segoe UI" w:cs="Segoe UI"/>
           <w:lang w:val="sv-SE"/>
@@ -552,7 +552,7 @@
     <w:p>
       <w:pPr>
         <w:pStyle w:val="a7"/>
-        <w:divId w:val="2102872718"/>
+        <w:divId w:val="370763258"/>
         <w:rPr>
           <w:rFonts w:ascii="Segoe UI" w:hAnsi="Segoe UI" w:cs="Segoe UI"/>
           <w:color w:val="1C1C1C"/>
@@ -571,7 +571,7 @@
     <w:p>
       <w:pPr>
         <w:pStyle w:val="a7"/>
-        <w:divId w:val="2102872718"/>
+        <w:divId w:val="370763258"/>
         <w:rPr>
           <w:rFonts w:ascii="Segoe UI" w:hAnsi="Segoe UI" w:cs="Segoe UI"/>
           <w:color w:val="1C1C1C"/>
@@ -592,13 +592,13 @@
           <w:color w:val="1C1C1C"/>
           <w:lang w:val="sv-SE"/>
         </w:rPr>
-        <w:t>erad enligt CE och UKCA.</w:t>
+        <w:t>erad enligt CE.</w:t>
       </w:r>
     </w:p>
     <w:p>
       <w:pPr>
         <w:pStyle w:val="note"/>
-        <w:divId w:val="2102872718"/>
+        <w:divId w:val="370763258"/>
         <w:rPr>
           <w:rFonts w:ascii="Segoe UI" w:hAnsi="Segoe UI" w:cs="Segoe UI"/>
           <w:lang w:val="sv-SE"/>
@@ -618,7 +618,7 @@
     <w:p>
       <w:pPr>
         <w:pStyle w:val="a7"/>
-        <w:divId w:val="2102872718"/>
+        <w:divId w:val="370763258"/>
         <w:rPr>
           <w:rFonts w:ascii="Segoe UI" w:hAnsi="Segoe UI" w:cs="Segoe UI"/>
           <w:color w:val="1C1C1C"/>
@@ -637,7 +637,7 @@
     <w:p>
       <w:pPr>
         <w:pStyle w:val="a7"/>
-        <w:divId w:val="2102872718"/>
+        <w:divId w:val="370763258"/>
         <w:rPr>
           <w:rFonts w:ascii="Segoe UI" w:hAnsi="Segoe UI" w:cs="Segoe UI"/>
           <w:color w:val="1C1C1C"/>
@@ -656,7 +656,7 @@
     <w:p>
       <w:pPr>
         <w:pStyle w:val="note"/>
-        <w:divId w:val="2102872718"/>
+        <w:divId w:val="370763258"/>
         <w:rPr>
           <w:rFonts w:ascii="Segoe UI" w:hAnsi="Segoe UI" w:cs="Segoe UI"/>
           <w:lang w:val="sv-SE"/>
@@ -676,7 +676,7 @@
     <w:p>
       <w:pPr>
         <w:pStyle w:val="note"/>
-        <w:divId w:val="2102872718"/>
+        <w:divId w:val="370763258"/>
         <w:rPr>
           <w:rFonts w:ascii="Segoe UI" w:hAnsi="Segoe UI" w:cs="Segoe UI"/>
           <w:lang w:val="sv-SE"/>
@@ -696,7 +696,7 @@
     <w:p>
       <w:pPr>
         <w:pStyle w:val="a7"/>
-        <w:divId w:val="2102872718"/>
+        <w:divId w:val="370763258"/>
         <w:rPr>
           <w:rFonts w:ascii="Segoe UI" w:hAnsi="Segoe UI" w:cs="Segoe UI"/>
           <w:color w:val="1C1C1C"/>
@@ -715,7 +715,7 @@
     <w:p>
       <w:pPr>
         <w:pStyle w:val="a7"/>
-        <w:divId w:val="2102872718"/>
+        <w:divId w:val="370763258"/>
         <w:rPr>
           <w:rFonts w:ascii="Segoe UI" w:hAnsi="Segoe UI" w:cs="Segoe UI"/>
           <w:color w:val="1C1C1C"/>
@@ -744,40 +744,32 @@
           <w:color w:val="1C1C1C"/>
           <w:lang w:val="sv-SE"/>
         </w:rPr>
-        <w:t>etooth cirka 5 m. Li-Ion-batteri, laddning via USB-C, cirka 1,5 timme. Ålder 4-10 år. Tillverkad i Cannes, Frankrike. Certifierad enligt CE och UKCA.</w:t>
-      </w:r>
-    </w:p>
-    <w:p>
-      <w:pPr>
-        <w:pStyle w:val="a7"/>
-        <w:divId w:val="2102872718"/>
-        <w:rPr>
-          <w:rFonts w:ascii="Segoe UI" w:hAnsi="Segoe UI" w:cs="Segoe UI"/>
-          <w:color w:val="1C1C1C"/>
-          <w:lang w:val="sv-SE"/>
-        </w:rPr>
-      </w:pPr>
-      <w:r>
-        <w:rPr>
-          <w:rFonts w:ascii="Segoe UI" w:hAnsi="Segoe UI" w:cs="Segoe UI"/>
-          <w:color w:val="1C1C1C"/>
-          <w:lang w:val="sv-SE"/>
-        </w:rPr>
-        <w:t>Service. Vanliga tuschpennor fungerar, batteriet är utbytbart. Garanti och service tillhandahålls av distr</w:t>
-      </w:r>
-      <w:r>
-        <w:rPr>
-          <w:rFonts w:ascii="Segoe UI" w:hAnsi="Segoe UI" w:cs="Segoe UI"/>
-          <w:color w:val="1C1C1C"/>
-          <w:lang w:val="sv-SE"/>
-        </w:rPr>
-        <w:t>ibutören.</w:t>
+        <w:t>etooth cirka 5 m. Li-Ion-batteri, laddning via USB-C, cirka 1,5 timme. Ålder 4-10 år. Tillverkad i Cannes, Frankrike. Certifierad enligt CE.</w:t>
+      </w:r>
+    </w:p>
+    <w:p>
+      <w:pPr>
+        <w:pStyle w:val="a7"/>
+        <w:divId w:val="370763258"/>
+        <w:rPr>
+          <w:rFonts w:ascii="Segoe UI" w:hAnsi="Segoe UI" w:cs="Segoe UI"/>
+          <w:color w:val="1C1C1C"/>
+          <w:lang w:val="sv-SE"/>
+        </w:rPr>
+      </w:pPr>
+      <w:r>
+        <w:rPr>
+          <w:rFonts w:ascii="Segoe UI" w:hAnsi="Segoe UI" w:cs="Segoe UI"/>
+          <w:color w:val="1C1C1C"/>
+          <w:lang w:val="sv-SE"/>
+        </w:rPr>
+        <w:t>Service. Vanliga tuschpennor fungerar, batteriet är utbytbart. Garanti och service tillhandahålls av distributören.</w:t>
       </w:r>
     </w:p>
     <w:p>
       <w:pPr>
         <w:pStyle w:val="note"/>
-        <w:divId w:val="2102872718"/>
+        <w:divId w:val="370763258"/>
         <w:rPr>
           <w:rFonts w:ascii="Segoe UI" w:hAnsi="Segoe UI" w:cs="Segoe UI"/>
           <w:lang w:val="sv-SE"/>
@@ -797,7 +789,7 @@
     <w:p>
       <w:pPr>
         <w:pStyle w:val="note"/>
-        <w:divId w:val="2102872718"/>
+        <w:divId w:val="370763258"/>
         <w:rPr>
           <w:rFonts w:ascii="Segoe UI" w:hAnsi="Segoe UI" w:cs="Segoe UI"/>
           <w:lang w:val="sv-SE"/>

--- a/sv/catalogue.docx
+++ b/sv/catalogue.docx
@@ -5,7 +5,7 @@
     <w:p>
       <w:pPr>
         <w:pStyle w:val="note"/>
-        <w:divId w:val="370763258"/>
+        <w:divId w:val="382681687"/>
         <w:rPr>
           <w:rFonts w:ascii="Segoe UI" w:hAnsi="Segoe UI" w:cs="Segoe UI"/>
           <w:lang w:val="sv-SE"/>
@@ -25,7 +25,7 @@
     <w:p>
       <w:pPr>
         <w:pStyle w:val="note"/>
-        <w:divId w:val="370763258"/>
+        <w:divId w:val="382681687"/>
         <w:rPr>
           <w:rFonts w:ascii="Segoe UI" w:hAnsi="Segoe UI" w:cs="Segoe UI"/>
           <w:lang w:val="sv-SE"/>
@@ -45,7 +45,7 @@
     <w:p>
       <w:pPr>
         <w:pStyle w:val="1"/>
-        <w:divId w:val="370763258"/>
+        <w:divId w:val="382681687"/>
         <w:rPr>
           <w:rFonts w:ascii="Segoe UI" w:eastAsia="Times New Roman" w:hAnsi="Segoe UI" w:cs="Segoe UI"/>
           <w:lang w:val="sv-SE"/>
@@ -62,7 +62,7 @@
     <w:p>
       <w:pPr>
         <w:pStyle w:val="2"/>
-        <w:divId w:val="370763258"/>
+        <w:divId w:val="382681687"/>
         <w:rPr>
           <w:rFonts w:ascii="Segoe UI" w:eastAsia="Times New Roman" w:hAnsi="Segoe UI" w:cs="Segoe UI"/>
           <w:lang w:val="sv-SE"/>
@@ -79,7 +79,7 @@
     <w:p>
       <w:pPr>
         <w:pStyle w:val="note"/>
-        <w:divId w:val="370763258"/>
+        <w:divId w:val="382681687"/>
         <w:rPr>
           <w:rFonts w:ascii="Segoe UI" w:hAnsi="Segoe UI" w:cs="Segoe UI"/>
           <w:lang w:val="sv-SE"/>
@@ -109,7 +109,7 @@
     <w:p>
       <w:pPr>
         <w:pStyle w:val="a7"/>
-        <w:divId w:val="370763258"/>
+        <w:divId w:val="382681687"/>
         <w:rPr>
           <w:rFonts w:ascii="Segoe UI" w:hAnsi="Segoe UI" w:cs="Segoe UI"/>
           <w:color w:val="1C1C1C"/>
@@ -128,7 +128,7 @@
     <w:p>
       <w:pPr>
         <w:pStyle w:val="a7"/>
-        <w:divId w:val="370763258"/>
+        <w:divId w:val="382681687"/>
         <w:rPr>
           <w:rFonts w:ascii="Segoe UI" w:hAnsi="Segoe UI" w:cs="Segoe UI"/>
           <w:color w:val="1C1C1C"/>
@@ -147,7 +147,7 @@
     <w:p>
       <w:pPr>
         <w:pStyle w:val="3"/>
-        <w:divId w:val="370763258"/>
+        <w:divId w:val="382681687"/>
         <w:rPr>
           <w:rFonts w:ascii="Segoe UI" w:eastAsia="Times New Roman" w:hAnsi="Segoe UI" w:cs="Segoe UI"/>
           <w:lang w:val="sv-SE"/>
@@ -171,7 +171,7 @@
     <w:p>
       <w:pPr>
         <w:pStyle w:val="a7"/>
-        <w:divId w:val="370763258"/>
+        <w:divId w:val="382681687"/>
         <w:rPr>
           <w:rFonts w:ascii="Segoe UI" w:hAnsi="Segoe UI" w:cs="Segoe UI"/>
           <w:color w:val="1C1C1C"/>
@@ -198,7 +198,7 @@
     <w:p>
       <w:pPr>
         <w:pStyle w:val="3"/>
-        <w:divId w:val="370763258"/>
+        <w:divId w:val="382681687"/>
         <w:rPr>
           <w:rFonts w:ascii="Segoe UI" w:eastAsia="Times New Roman" w:hAnsi="Segoe UI" w:cs="Segoe UI"/>
           <w:lang w:val="sv-SE"/>
@@ -215,7 +215,7 @@
     <w:p>
       <w:pPr>
         <w:pStyle w:val="a7"/>
-        <w:divId w:val="370763258"/>
+        <w:divId w:val="382681687"/>
         <w:rPr>
           <w:rFonts w:ascii="Segoe UI" w:hAnsi="Segoe UI" w:cs="Segoe UI"/>
           <w:color w:val="1C1C1C"/>
@@ -242,7 +242,7 @@
     <w:p>
       <w:pPr>
         <w:pStyle w:val="3"/>
-        <w:divId w:val="370763258"/>
+        <w:divId w:val="382681687"/>
         <w:rPr>
           <w:rFonts w:ascii="Segoe UI" w:eastAsia="Times New Roman" w:hAnsi="Segoe UI" w:cs="Segoe UI"/>
           <w:lang w:val="sv-SE"/>
@@ -259,7 +259,7 @@
     <w:p>
       <w:pPr>
         <w:pStyle w:val="a7"/>
-        <w:divId w:val="370763258"/>
+        <w:divId w:val="382681687"/>
         <w:rPr>
           <w:rFonts w:ascii="Segoe UI" w:hAnsi="Segoe UI" w:cs="Segoe UI"/>
           <w:color w:val="1C1C1C"/>
@@ -286,7 +286,7 @@
     <w:p>
       <w:pPr>
         <w:pStyle w:val="note"/>
-        <w:divId w:val="370763258"/>
+        <w:divId w:val="382681687"/>
         <w:rPr>
           <w:rFonts w:ascii="Segoe UI" w:hAnsi="Segoe UI" w:cs="Segoe UI"/>
           <w:lang w:val="sv-SE"/>
@@ -306,7 +306,7 @@
     <w:p>
       <w:pPr>
         <w:pStyle w:val="3"/>
-        <w:divId w:val="370763258"/>
+        <w:divId w:val="382681687"/>
         <w:rPr>
           <w:rFonts w:ascii="Segoe UI" w:eastAsia="Times New Roman" w:hAnsi="Segoe UI" w:cs="Segoe UI"/>
           <w:lang w:val="sv-SE"/>
@@ -323,7 +323,7 @@
     <w:p>
       <w:pPr>
         <w:pStyle w:val="a7"/>
-        <w:divId w:val="370763258"/>
+        <w:divId w:val="382681687"/>
         <w:rPr>
           <w:rFonts w:ascii="Segoe UI" w:hAnsi="Segoe UI" w:cs="Segoe UI"/>
           <w:color w:val="1C1C1C"/>
@@ -358,7 +358,7 @@
     <w:p>
       <w:pPr>
         <w:pStyle w:val="3"/>
-        <w:divId w:val="370763258"/>
+        <w:divId w:val="382681687"/>
         <w:rPr>
           <w:rFonts w:ascii="Segoe UI" w:eastAsia="Times New Roman" w:hAnsi="Segoe UI" w:cs="Segoe UI"/>
           <w:lang w:val="sv-SE"/>
@@ -375,7 +375,7 @@
     <w:p>
       <w:pPr>
         <w:pStyle w:val="a7"/>
-        <w:divId w:val="370763258"/>
+        <w:divId w:val="382681687"/>
         <w:rPr>
           <w:rFonts w:ascii="Segoe UI" w:hAnsi="Segoe UI" w:cs="Segoe UI"/>
           <w:color w:val="1C1C1C"/>
@@ -402,7 +402,7 @@
     <w:p>
       <w:pPr>
         <w:pStyle w:val="3"/>
-        <w:divId w:val="370763258"/>
+        <w:divId w:val="382681687"/>
         <w:rPr>
           <w:rFonts w:ascii="Segoe UI" w:eastAsia="Times New Roman" w:hAnsi="Segoe UI" w:cs="Segoe UI"/>
           <w:lang w:val="sv-SE"/>
@@ -419,7 +419,7 @@
     <w:p>
       <w:pPr>
         <w:pStyle w:val="a7"/>
-        <w:divId w:val="370763258"/>
+        <w:divId w:val="382681687"/>
         <w:rPr>
           <w:rFonts w:ascii="Segoe UI" w:hAnsi="Segoe UI" w:cs="Segoe UI"/>
           <w:color w:val="1C1C1C"/>
@@ -446,7 +446,7 @@
     <w:p>
       <w:pPr>
         <w:pStyle w:val="3"/>
-        <w:divId w:val="370763258"/>
+        <w:divId w:val="382681687"/>
         <w:rPr>
           <w:rFonts w:ascii="Segoe UI" w:eastAsia="Times New Roman" w:hAnsi="Segoe UI" w:cs="Segoe UI"/>
           <w:lang w:val="sv-SE"/>
@@ -470,7 +470,7 @@
     <w:p>
       <w:pPr>
         <w:pStyle w:val="a7"/>
-        <w:divId w:val="370763258"/>
+        <w:divId w:val="382681687"/>
         <w:rPr>
           <w:rFonts w:ascii="Segoe UI" w:hAnsi="Segoe UI" w:cs="Segoe UI"/>
           <w:color w:val="1C1C1C"/>
@@ -489,7 +489,7 @@
     <w:p>
       <w:pPr>
         <w:pStyle w:val="a7"/>
-        <w:divId w:val="370763258"/>
+        <w:divId w:val="382681687"/>
         <w:rPr>
           <w:rFonts w:ascii="Segoe UI" w:hAnsi="Segoe UI" w:cs="Segoe UI"/>
           <w:color w:val="1C1C1C"/>
@@ -508,7 +508,7 @@
     <w:p>
       <w:pPr>
         <w:pStyle w:val="a7"/>
-        <w:divId w:val="370763258"/>
+        <w:divId w:val="382681687"/>
         <w:rPr>
           <w:rFonts w:ascii="Segoe UI" w:hAnsi="Segoe UI" w:cs="Segoe UI"/>
           <w:color w:val="1C1C1C"/>
@@ -535,7 +535,7 @@
     <w:p>
       <w:pPr>
         <w:pStyle w:val="3"/>
-        <w:divId w:val="370763258"/>
+        <w:divId w:val="382681687"/>
         <w:rPr>
           <w:rFonts w:ascii="Segoe UI" w:eastAsia="Times New Roman" w:hAnsi="Segoe UI" w:cs="Segoe UI"/>
           <w:lang w:val="sv-SE"/>
@@ -552,7 +552,7 @@
     <w:p>
       <w:pPr>
         <w:pStyle w:val="a7"/>
-        <w:divId w:val="370763258"/>
+        <w:divId w:val="382681687"/>
         <w:rPr>
           <w:rFonts w:ascii="Segoe UI" w:hAnsi="Segoe UI" w:cs="Segoe UI"/>
           <w:color w:val="1C1C1C"/>
@@ -571,34 +571,34 @@
     <w:p>
       <w:pPr>
         <w:pStyle w:val="a7"/>
-        <w:divId w:val="370763258"/>
-        <w:rPr>
-          <w:rFonts w:ascii="Segoe UI" w:hAnsi="Segoe UI" w:cs="Segoe UI"/>
-          <w:color w:val="1C1C1C"/>
-          <w:lang w:val="sv-SE"/>
-        </w:rPr>
-      </w:pPr>
-      <w:r>
-        <w:rPr>
-          <w:rFonts w:ascii="Segoe UI" w:hAnsi="Segoe UI" w:cs="Segoe UI"/>
-          <w:color w:val="1C1C1C"/>
-          <w:lang w:val="sv-SE"/>
-        </w:rPr>
-        <w:t>Utan skärm. Tillverkad i Frankrike (Cannes), certifi</w:t>
-      </w:r>
-      <w:r>
-        <w:rPr>
-          <w:rFonts w:ascii="Segoe UI" w:hAnsi="Segoe UI" w:cs="Segoe UI"/>
-          <w:color w:val="1C1C1C"/>
-          <w:lang w:val="sv-SE"/>
-        </w:rPr>
-        <w:t>erad enligt CE.</w:t>
+        <w:divId w:val="382681687"/>
+        <w:rPr>
+          <w:rFonts w:ascii="Segoe UI" w:hAnsi="Segoe UI" w:cs="Segoe UI"/>
+          <w:color w:val="1C1C1C"/>
+          <w:lang w:val="sv-SE"/>
+        </w:rPr>
+      </w:pPr>
+      <w:r>
+        <w:rPr>
+          <w:rFonts w:ascii="Segoe UI" w:hAnsi="Segoe UI" w:cs="Segoe UI"/>
+          <w:color w:val="1C1C1C"/>
+          <w:lang w:val="sv-SE"/>
+        </w:rPr>
+        <w:t>Utan skärm. Designad i Frankrike, certifierad enligt</w:t>
+      </w:r>
+      <w:r>
+        <w:rPr>
+          <w:rFonts w:ascii="Segoe UI" w:hAnsi="Segoe UI" w:cs="Segoe UI"/>
+          <w:color w:val="1C1C1C"/>
+          <w:lang w:val="sv-SE"/>
+        </w:rPr>
+        <w:t xml:space="preserve"> CE.</w:t>
       </w:r>
     </w:p>
     <w:p>
       <w:pPr>
         <w:pStyle w:val="note"/>
-        <w:divId w:val="370763258"/>
+        <w:divId w:val="382681687"/>
         <w:rPr>
           <w:rFonts w:ascii="Segoe UI" w:hAnsi="Segoe UI" w:cs="Segoe UI"/>
           <w:lang w:val="sv-SE"/>
@@ -618,7 +618,7 @@
     <w:p>
       <w:pPr>
         <w:pStyle w:val="a7"/>
-        <w:divId w:val="370763258"/>
+        <w:divId w:val="382681687"/>
         <w:rPr>
           <w:rFonts w:ascii="Segoe UI" w:hAnsi="Segoe UI" w:cs="Segoe UI"/>
           <w:color w:val="1C1C1C"/>
@@ -637,7 +637,7 @@
     <w:p>
       <w:pPr>
         <w:pStyle w:val="a7"/>
-        <w:divId w:val="370763258"/>
+        <w:divId w:val="382681687"/>
         <w:rPr>
           <w:rFonts w:ascii="Segoe UI" w:hAnsi="Segoe UI" w:cs="Segoe UI"/>
           <w:color w:val="1C1C1C"/>
@@ -656,7 +656,7 @@
     <w:p>
       <w:pPr>
         <w:pStyle w:val="note"/>
-        <w:divId w:val="370763258"/>
+        <w:divId w:val="382681687"/>
         <w:rPr>
           <w:rFonts w:ascii="Segoe UI" w:hAnsi="Segoe UI" w:cs="Segoe UI"/>
           <w:lang w:val="sv-SE"/>
@@ -676,7 +676,7 @@
     <w:p>
       <w:pPr>
         <w:pStyle w:val="note"/>
-        <w:divId w:val="370763258"/>
+        <w:divId w:val="382681687"/>
         <w:rPr>
           <w:rFonts w:ascii="Segoe UI" w:hAnsi="Segoe UI" w:cs="Segoe UI"/>
           <w:lang w:val="sv-SE"/>
@@ -696,7 +696,7 @@
     <w:p>
       <w:pPr>
         <w:pStyle w:val="a7"/>
-        <w:divId w:val="370763258"/>
+        <w:divId w:val="382681687"/>
         <w:rPr>
           <w:rFonts w:ascii="Segoe UI" w:hAnsi="Segoe UI" w:cs="Segoe UI"/>
           <w:color w:val="1C1C1C"/>
@@ -715,7 +715,7 @@
     <w:p>
       <w:pPr>
         <w:pStyle w:val="a7"/>
-        <w:divId w:val="370763258"/>
+        <w:divId w:val="382681687"/>
         <w:rPr>
           <w:rFonts w:ascii="Segoe UI" w:hAnsi="Segoe UI" w:cs="Segoe UI"/>
           <w:color w:val="1C1C1C"/>
@@ -744,13 +744,13 @@
           <w:color w:val="1C1C1C"/>
           <w:lang w:val="sv-SE"/>
         </w:rPr>
-        <w:t>etooth cirka 5 m. Li-Ion-batteri, laddning via USB-C, cirka 1,5 timme. Ålder 4-10 år. Tillverkad i Cannes, Frankrike. Certifierad enligt CE.</w:t>
-      </w:r>
-    </w:p>
-    <w:p>
-      <w:pPr>
-        <w:pStyle w:val="a7"/>
-        <w:divId w:val="370763258"/>
+        <w:t>etooth cirka 5 m. Li-Ion-batteri, laddning via USB-C, cirka 1,5 timme. Ålder 4-10 år. Designad i Frankrike. Certifierad enligt CE.</w:t>
+      </w:r>
+    </w:p>
+    <w:p>
+      <w:pPr>
+        <w:pStyle w:val="a7"/>
+        <w:divId w:val="382681687"/>
         <w:rPr>
           <w:rFonts w:ascii="Segoe UI" w:hAnsi="Segoe UI" w:cs="Segoe UI"/>
           <w:color w:val="1C1C1C"/>
@@ -769,7 +769,7 @@
     <w:p>
       <w:pPr>
         <w:pStyle w:val="note"/>
-        <w:divId w:val="370763258"/>
+        <w:divId w:val="382681687"/>
         <w:rPr>
           <w:rFonts w:ascii="Segoe UI" w:hAnsi="Segoe UI" w:cs="Segoe UI"/>
           <w:lang w:val="sv-SE"/>
@@ -783,13 +783,23 @@
           <w:iCs/>
           <w:lang w:val="sv-SE"/>
         </w:rPr>
-        <w:t>Artikelnummer och pris sätts av distributören.</w:t>
+        <w:t>Artikelnu</w:t>
+      </w:r>
+      <w:r>
+        <w:rPr>
+          <w:rStyle w:val="a5"/>
+          <w:rFonts w:ascii="Segoe UI" w:hAnsi="Segoe UI" w:cs="Segoe UI"/>
+          <w:i/>
+          <w:iCs/>
+          <w:lang w:val="sv-SE"/>
+        </w:rPr>
+        <w:t>mmer och pris sätts av distributören.</w:t>
       </w:r>
     </w:p>
     <w:p>
       <w:pPr>
         <w:pStyle w:val="note"/>
-        <w:divId w:val="370763258"/>
+        <w:divId w:val="382681687"/>
         <w:rPr>
           <w:rFonts w:ascii="Segoe UI" w:hAnsi="Segoe UI" w:cs="Segoe UI"/>
           <w:lang w:val="sv-SE"/>

--- a/sv/catalogue.docx
+++ b/sv/catalogue.docx
@@ -5,7 +5,7 @@
     <w:p>
       <w:pPr>
         <w:pStyle w:val="note"/>
-        <w:divId w:val="382681687"/>
+        <w:divId w:val="397437574"/>
         <w:rPr>
           <w:rFonts w:ascii="Segoe UI" w:hAnsi="Segoe UI" w:cs="Segoe UI"/>
           <w:lang w:val="sv-SE"/>
@@ -25,7 +25,7 @@
     <w:p>
       <w:pPr>
         <w:pStyle w:val="note"/>
-        <w:divId w:val="382681687"/>
+        <w:divId w:val="397437574"/>
         <w:rPr>
           <w:rFonts w:ascii="Segoe UI" w:hAnsi="Segoe UI" w:cs="Segoe UI"/>
           <w:lang w:val="sv-SE"/>
@@ -45,7 +45,7 @@
     <w:p>
       <w:pPr>
         <w:pStyle w:val="1"/>
-        <w:divId w:val="382681687"/>
+        <w:divId w:val="397437574"/>
         <w:rPr>
           <w:rFonts w:ascii="Segoe UI" w:eastAsia="Times New Roman" w:hAnsi="Segoe UI" w:cs="Segoe UI"/>
           <w:lang w:val="sv-SE"/>
@@ -62,7 +62,7 @@
     <w:p>
       <w:pPr>
         <w:pStyle w:val="2"/>
-        <w:divId w:val="382681687"/>
+        <w:divId w:val="397437574"/>
         <w:rPr>
           <w:rFonts w:ascii="Segoe UI" w:eastAsia="Times New Roman" w:hAnsi="Segoe UI" w:cs="Segoe UI"/>
           <w:lang w:val="sv-SE"/>
@@ -79,7 +79,7 @@
     <w:p>
       <w:pPr>
         <w:pStyle w:val="note"/>
-        <w:divId w:val="382681687"/>
+        <w:divId w:val="397437574"/>
         <w:rPr>
           <w:rFonts w:ascii="Segoe UI" w:hAnsi="Segoe UI" w:cs="Segoe UI"/>
           <w:lang w:val="sv-SE"/>
@@ -109,7 +109,7 @@
     <w:p>
       <w:pPr>
         <w:pStyle w:val="a7"/>
-        <w:divId w:val="382681687"/>
+        <w:divId w:val="397437574"/>
         <w:rPr>
           <w:rFonts w:ascii="Segoe UI" w:hAnsi="Segoe UI" w:cs="Segoe UI"/>
           <w:color w:val="1C1C1C"/>
@@ -128,7 +128,7 @@
     <w:p>
       <w:pPr>
         <w:pStyle w:val="a7"/>
-        <w:divId w:val="382681687"/>
+        <w:divId w:val="397437574"/>
         <w:rPr>
           <w:rFonts w:ascii="Segoe UI" w:hAnsi="Segoe UI" w:cs="Segoe UI"/>
           <w:color w:val="1C1C1C"/>
@@ -147,7 +147,7 @@
     <w:p>
       <w:pPr>
         <w:pStyle w:val="3"/>
-        <w:divId w:val="382681687"/>
+        <w:divId w:val="397437574"/>
         <w:rPr>
           <w:rFonts w:ascii="Segoe UI" w:eastAsia="Times New Roman" w:hAnsi="Segoe UI" w:cs="Segoe UI"/>
           <w:lang w:val="sv-SE"/>
@@ -171,7 +171,7 @@
     <w:p>
       <w:pPr>
         <w:pStyle w:val="a7"/>
-        <w:divId w:val="382681687"/>
+        <w:divId w:val="397437574"/>
         <w:rPr>
           <w:rFonts w:ascii="Segoe UI" w:hAnsi="Segoe UI" w:cs="Segoe UI"/>
           <w:color w:val="1C1C1C"/>
@@ -198,7 +198,7 @@
     <w:p>
       <w:pPr>
         <w:pStyle w:val="3"/>
-        <w:divId w:val="382681687"/>
+        <w:divId w:val="397437574"/>
         <w:rPr>
           <w:rFonts w:ascii="Segoe UI" w:eastAsia="Times New Roman" w:hAnsi="Segoe UI" w:cs="Segoe UI"/>
           <w:lang w:val="sv-SE"/>
@@ -215,7 +215,7 @@
     <w:p>
       <w:pPr>
         <w:pStyle w:val="a7"/>
-        <w:divId w:val="382681687"/>
+        <w:divId w:val="397437574"/>
         <w:rPr>
           <w:rFonts w:ascii="Segoe UI" w:hAnsi="Segoe UI" w:cs="Segoe UI"/>
           <w:color w:val="1C1C1C"/>
@@ -242,7 +242,7 @@
     <w:p>
       <w:pPr>
         <w:pStyle w:val="3"/>
-        <w:divId w:val="382681687"/>
+        <w:divId w:val="397437574"/>
         <w:rPr>
           <w:rFonts w:ascii="Segoe UI" w:eastAsia="Times New Roman" w:hAnsi="Segoe UI" w:cs="Segoe UI"/>
           <w:lang w:val="sv-SE"/>
@@ -259,7 +259,7 @@
     <w:p>
       <w:pPr>
         <w:pStyle w:val="a7"/>
-        <w:divId w:val="382681687"/>
+        <w:divId w:val="397437574"/>
         <w:rPr>
           <w:rFonts w:ascii="Segoe UI" w:hAnsi="Segoe UI" w:cs="Segoe UI"/>
           <w:color w:val="1C1C1C"/>
@@ -286,7 +286,7 @@
     <w:p>
       <w:pPr>
         <w:pStyle w:val="note"/>
-        <w:divId w:val="382681687"/>
+        <w:divId w:val="397437574"/>
         <w:rPr>
           <w:rFonts w:ascii="Segoe UI" w:hAnsi="Segoe UI" w:cs="Segoe UI"/>
           <w:lang w:val="sv-SE"/>
@@ -306,7 +306,7 @@
     <w:p>
       <w:pPr>
         <w:pStyle w:val="3"/>
-        <w:divId w:val="382681687"/>
+        <w:divId w:val="397437574"/>
         <w:rPr>
           <w:rFonts w:ascii="Segoe UI" w:eastAsia="Times New Roman" w:hAnsi="Segoe UI" w:cs="Segoe UI"/>
           <w:lang w:val="sv-SE"/>
@@ -323,7 +323,7 @@
     <w:p>
       <w:pPr>
         <w:pStyle w:val="a7"/>
-        <w:divId w:val="382681687"/>
+        <w:divId w:val="397437574"/>
         <w:rPr>
           <w:rFonts w:ascii="Segoe UI" w:hAnsi="Segoe UI" w:cs="Segoe UI"/>
           <w:color w:val="1C1C1C"/>
@@ -358,7 +358,7 @@
     <w:p>
       <w:pPr>
         <w:pStyle w:val="3"/>
-        <w:divId w:val="382681687"/>
+        <w:divId w:val="397437574"/>
         <w:rPr>
           <w:rFonts w:ascii="Segoe UI" w:eastAsia="Times New Roman" w:hAnsi="Segoe UI" w:cs="Segoe UI"/>
           <w:lang w:val="sv-SE"/>
@@ -375,7 +375,7 @@
     <w:p>
       <w:pPr>
         <w:pStyle w:val="a7"/>
-        <w:divId w:val="382681687"/>
+        <w:divId w:val="397437574"/>
         <w:rPr>
           <w:rFonts w:ascii="Segoe UI" w:hAnsi="Segoe UI" w:cs="Segoe UI"/>
           <w:color w:val="1C1C1C"/>
@@ -402,7 +402,7 @@
     <w:p>
       <w:pPr>
         <w:pStyle w:val="3"/>
-        <w:divId w:val="382681687"/>
+        <w:divId w:val="397437574"/>
         <w:rPr>
           <w:rFonts w:ascii="Segoe UI" w:eastAsia="Times New Roman" w:hAnsi="Segoe UI" w:cs="Segoe UI"/>
           <w:lang w:val="sv-SE"/>
@@ -419,7 +419,7 @@
     <w:p>
       <w:pPr>
         <w:pStyle w:val="a7"/>
-        <w:divId w:val="382681687"/>
+        <w:divId w:val="397437574"/>
         <w:rPr>
           <w:rFonts w:ascii="Segoe UI" w:hAnsi="Segoe UI" w:cs="Segoe UI"/>
           <w:color w:val="1C1C1C"/>
@@ -446,7 +446,7 @@
     <w:p>
       <w:pPr>
         <w:pStyle w:val="3"/>
-        <w:divId w:val="382681687"/>
+        <w:divId w:val="397437574"/>
         <w:rPr>
           <w:rFonts w:ascii="Segoe UI" w:eastAsia="Times New Roman" w:hAnsi="Segoe UI" w:cs="Segoe UI"/>
           <w:lang w:val="sv-SE"/>
@@ -470,7 +470,7 @@
     <w:p>
       <w:pPr>
         <w:pStyle w:val="a7"/>
-        <w:divId w:val="382681687"/>
+        <w:divId w:val="397437574"/>
         <w:rPr>
           <w:rFonts w:ascii="Segoe UI" w:hAnsi="Segoe UI" w:cs="Segoe UI"/>
           <w:color w:val="1C1C1C"/>
@@ -489,7 +489,7 @@
     <w:p>
       <w:pPr>
         <w:pStyle w:val="a7"/>
-        <w:divId w:val="382681687"/>
+        <w:divId w:val="397437574"/>
         <w:rPr>
           <w:rFonts w:ascii="Segoe UI" w:hAnsi="Segoe UI" w:cs="Segoe UI"/>
           <w:color w:val="1C1C1C"/>
@@ -508,7 +508,7 @@
     <w:p>
       <w:pPr>
         <w:pStyle w:val="a7"/>
-        <w:divId w:val="382681687"/>
+        <w:divId w:val="397437574"/>
         <w:rPr>
           <w:rFonts w:ascii="Segoe UI" w:hAnsi="Segoe UI" w:cs="Segoe UI"/>
           <w:color w:val="1C1C1C"/>
@@ -535,7 +535,7 @@
     <w:p>
       <w:pPr>
         <w:pStyle w:val="3"/>
-        <w:divId w:val="382681687"/>
+        <w:divId w:val="397437574"/>
         <w:rPr>
           <w:rFonts w:ascii="Segoe UI" w:eastAsia="Times New Roman" w:hAnsi="Segoe UI" w:cs="Segoe UI"/>
           <w:lang w:val="sv-SE"/>
@@ -552,7 +552,7 @@
     <w:p>
       <w:pPr>
         <w:pStyle w:val="a7"/>
-        <w:divId w:val="382681687"/>
+        <w:divId w:val="397437574"/>
         <w:rPr>
           <w:rFonts w:ascii="Segoe UI" w:hAnsi="Segoe UI" w:cs="Segoe UI"/>
           <w:color w:val="1C1C1C"/>
@@ -571,7 +571,7 @@
     <w:p>
       <w:pPr>
         <w:pStyle w:val="a7"/>
-        <w:divId w:val="382681687"/>
+        <w:divId w:val="397437574"/>
         <w:rPr>
           <w:rFonts w:ascii="Segoe UI" w:hAnsi="Segoe UI" w:cs="Segoe UI"/>
           <w:color w:val="1C1C1C"/>
@@ -598,7 +598,7 @@
     <w:p>
       <w:pPr>
         <w:pStyle w:val="note"/>
-        <w:divId w:val="382681687"/>
+        <w:divId w:val="397437574"/>
         <w:rPr>
           <w:rFonts w:ascii="Segoe UI" w:hAnsi="Segoe UI" w:cs="Segoe UI"/>
           <w:lang w:val="sv-SE"/>
@@ -618,7 +618,7 @@
     <w:p>
       <w:pPr>
         <w:pStyle w:val="a7"/>
-        <w:divId w:val="382681687"/>
+        <w:divId w:val="397437574"/>
         <w:rPr>
           <w:rFonts w:ascii="Segoe UI" w:hAnsi="Segoe UI" w:cs="Segoe UI"/>
           <w:color w:val="1C1C1C"/>
@@ -637,7 +637,7 @@
     <w:p>
       <w:pPr>
         <w:pStyle w:val="a7"/>
-        <w:divId w:val="382681687"/>
+        <w:divId w:val="397437574"/>
         <w:rPr>
           <w:rFonts w:ascii="Segoe UI" w:hAnsi="Segoe UI" w:cs="Segoe UI"/>
           <w:color w:val="1C1C1C"/>
@@ -656,7 +656,7 @@
     <w:p>
       <w:pPr>
         <w:pStyle w:val="note"/>
-        <w:divId w:val="382681687"/>
+        <w:divId w:val="397437574"/>
         <w:rPr>
           <w:rFonts w:ascii="Segoe UI" w:hAnsi="Segoe UI" w:cs="Segoe UI"/>
           <w:lang w:val="sv-SE"/>
@@ -676,7 +676,7 @@
     <w:p>
       <w:pPr>
         <w:pStyle w:val="note"/>
-        <w:divId w:val="382681687"/>
+        <w:divId w:val="397437574"/>
         <w:rPr>
           <w:rFonts w:ascii="Segoe UI" w:hAnsi="Segoe UI" w:cs="Segoe UI"/>
           <w:lang w:val="sv-SE"/>
@@ -696,7 +696,7 @@
     <w:p>
       <w:pPr>
         <w:pStyle w:val="a7"/>
-        <w:divId w:val="382681687"/>
+        <w:divId w:val="397437574"/>
         <w:rPr>
           <w:rFonts w:ascii="Segoe UI" w:hAnsi="Segoe UI" w:cs="Segoe UI"/>
           <w:color w:val="1C1C1C"/>
@@ -715,7 +715,7 @@
     <w:p>
       <w:pPr>
         <w:pStyle w:val="a7"/>
-        <w:divId w:val="382681687"/>
+        <w:divId w:val="397437574"/>
         <w:rPr>
           <w:rFonts w:ascii="Segoe UI" w:hAnsi="Segoe UI" w:cs="Segoe UI"/>
           <w:color w:val="1C1C1C"/>
@@ -736,40 +736,48 @@
           <w:color w:val="1C1C1C"/>
           <w:lang w:val="sv-SE"/>
         </w:rPr>
-        <w:t>rickor i kartong. Roboten är 125 mm i diameter, 44 mm hög, 220 g. Fjärrkontrollen 317 x 217 x 62 mm, 680 g. Brickorna 33 x 33 mm, NFC. 11 dubbla fack. Steg som standard 15 cm, ställbart efter vilken storlek som helst. Vändningar från 1 till 360 grader. Blu</w:t>
-      </w:r>
-      <w:r>
-        <w:rPr>
-          <w:rFonts w:ascii="Segoe UI" w:hAnsi="Segoe UI" w:cs="Segoe UI"/>
-          <w:color w:val="1C1C1C"/>
-          <w:lang w:val="sv-SE"/>
-        </w:rPr>
-        <w:t>etooth cirka 5 m. Li-Ion-batteri, laddning via USB-C, cirka 1,5 timme. Ålder 4-10 år. Designad i Frankrike. Certifierad enligt CE.</w:t>
-      </w:r>
-    </w:p>
-    <w:p>
-      <w:pPr>
-        <w:pStyle w:val="a7"/>
-        <w:divId w:val="382681687"/>
-        <w:rPr>
-          <w:rFonts w:ascii="Segoe UI" w:hAnsi="Segoe UI" w:cs="Segoe UI"/>
-          <w:color w:val="1C1C1C"/>
-          <w:lang w:val="sv-SE"/>
-        </w:rPr>
-      </w:pPr>
-      <w:r>
-        <w:rPr>
-          <w:rFonts w:ascii="Segoe UI" w:hAnsi="Segoe UI" w:cs="Segoe UI"/>
-          <w:color w:val="1C1C1C"/>
-          <w:lang w:val="sv-SE"/>
-        </w:rPr>
-        <w:t>Service. Vanliga tuschpennor fungerar, batteriet är utbytbart. Garanti och service tillhandahålls av distributören.</w:t>
+        <w:t xml:space="preserve">rickor i kartong. Roboten är 125 mm i diameter, 44 mm hög, 225 g. Fjärrkontrollen 317 x 217 x 62 mm, 760 g. Brickorna 33 x 33 mm, NFC, tillsammans 150 g. Komplett sats i kartong cirka 1,9 kg. 11 dubbla fack. Steg som standard 15 cm, ställbart efter vilken </w:t>
+      </w:r>
+      <w:r>
+        <w:rPr>
+          <w:rFonts w:ascii="Segoe UI" w:hAnsi="Segoe UI" w:cs="Segoe UI"/>
+          <w:color w:val="1C1C1C"/>
+          <w:lang w:val="sv-SE"/>
+        </w:rPr>
+        <w:t>storlek som helst. Vändningar från 1 till 360 grader. Bluetooth cirka 5 m. Li-Ion-batteri, laddning via USB-C, cirka 1,5 timme. Ålder 4-10 år. Designad i Frankrike. Certifierad enligt CE.</w:t>
+      </w:r>
+    </w:p>
+    <w:p>
+      <w:pPr>
+        <w:pStyle w:val="a7"/>
+        <w:divId w:val="397437574"/>
+        <w:rPr>
+          <w:rFonts w:ascii="Segoe UI" w:hAnsi="Segoe UI" w:cs="Segoe UI"/>
+          <w:color w:val="1C1C1C"/>
+          <w:lang w:val="sv-SE"/>
+        </w:rPr>
+      </w:pPr>
+      <w:r>
+        <w:rPr>
+          <w:rFonts w:ascii="Segoe UI" w:hAnsi="Segoe UI" w:cs="Segoe UI"/>
+          <w:color w:val="1C1C1C"/>
+          <w:lang w:val="sv-SE"/>
+        </w:rPr>
+        <w:t>Service. Vanliga tuschpennor fungerar, batteriet är utbytbart. Garan</w:t>
+      </w:r>
+      <w:r>
+        <w:rPr>
+          <w:rFonts w:ascii="Segoe UI" w:hAnsi="Segoe UI" w:cs="Segoe UI"/>
+          <w:color w:val="1C1C1C"/>
+          <w:lang w:val="sv-SE"/>
+        </w:rPr>
+        <w:t>ti och service tillhandahålls av distributören.</w:t>
       </w:r>
     </w:p>
     <w:p>
       <w:pPr>
         <w:pStyle w:val="note"/>
-        <w:divId w:val="382681687"/>
+        <w:divId w:val="397437574"/>
         <w:rPr>
           <w:rFonts w:ascii="Segoe UI" w:hAnsi="Segoe UI" w:cs="Segoe UI"/>
           <w:lang w:val="sv-SE"/>
@@ -783,23 +791,13 @@
           <w:iCs/>
           <w:lang w:val="sv-SE"/>
         </w:rPr>
-        <w:t>Artikelnu</w:t>
-      </w:r>
-      <w:r>
-        <w:rPr>
-          <w:rStyle w:val="a5"/>
-          <w:rFonts w:ascii="Segoe UI" w:hAnsi="Segoe UI" w:cs="Segoe UI"/>
-          <w:i/>
-          <w:iCs/>
-          <w:lang w:val="sv-SE"/>
-        </w:rPr>
-        <w:t>mmer och pris sätts av distributören.</w:t>
+        <w:t>Artikelnummer och pris sätts av distributören.</w:t>
       </w:r>
     </w:p>
     <w:p>
       <w:pPr>
         <w:pStyle w:val="note"/>
-        <w:divId w:val="382681687"/>
+        <w:divId w:val="397437574"/>
         <w:rPr>
           <w:rFonts w:ascii="Segoe UI" w:hAnsi="Segoe UI" w:cs="Segoe UI"/>
           <w:lang w:val="sv-SE"/>
